--- a/shinmok1/pack/2610/H1MOGO26-10_39_SET.docx
+++ b/shinmok1/pack/2610/H1MOGO26-10_39_SET.docx
@@ -987,7 +987,7 @@
           <w:sz w:val="16"/>
           <w:u w:val="none"/>
         </w:rPr>
-        <w:t xml:space="preserve">  주어진 말을 모두 사용 · 필요한 단어 1개만 어형 변형</w:t>
+        <w:t xml:space="preserve">  주어진 말을 모두 사용 · 어형 변형 2곳 · 조건의 단어 수·구문을 지킬 것</w:t>
       </w:r>
     </w:p>
     <w:p>
@@ -1011,9 +1011,20 @@
           <w:rFonts w:ascii="맑은 고딕" w:hAnsi="맑은 고딕" w:eastAsia="맑은 고딕"/>
           <w:b w:val="0"/>
           <w:sz w:val="17"/>
-          <w:u w:val="none"/>
-        </w:rPr>
-        <w:t>물속에 잠겼을 때 주변 환경의 압력을 느끼지 않으려면, 외부 압력과 내부 압력이 같은 상태를 유지하는 것이 필요하다.</w:t>
+          <w:u w:val="single"/>
+        </w:rPr>
+        <w:t>Water pressure increases proportionally with depth. It increases by 1 bar for every 10 meters.</w:t>
+      </w:r>
+      <w:r>
+        <w:rPr>
+          <w:rFonts w:ascii="맑은 고딕" w:hAnsi="맑은 고딕" w:eastAsia="맑은 고딕"/>
+          <w:b w:val="0"/>
+          <w:sz w:val="17"/>
+          <w:u w:val="none"/>
+        </w:rPr>
+        <w:t xml:space="preserve"> (두 문장을 한 문장으로)</w:t>
+        <w:br/>
+        <w:t>&lt;조건&gt; 밑줄 친 영문과 같은 뜻이 되도록 · 구문: 분사구문(, going up …)으로 두 문장 결합 · 총 15단어</w:t>
       </w:r>
     </w:p>
     <w:p>
@@ -1030,7 +1041,7 @@
           <w:sz w:val="17"/>
           <w:u w:val="none"/>
         </w:rPr>
-        <w:t>submerged / to avoid / when / underwater / feel / is / of the surrounding environment / it / the pressure / necessary / to maintain / of / the condition / external and internal pressure / equal</w:t>
+        <w:t>go / up / water pressure / rise / in proportion to / depth / by 1 bar / every 10 meters</w:t>
       </w:r>
     </w:p>
     <w:p>
@@ -2568,7 +2579,7 @@
           <w:sz w:val="17"/>
           <w:u w:val="none"/>
         </w:rPr>
-        <w:t xml:space="preserve"> 다음 글의 밑줄 친 문장과 같은 뜻이 되도록 &lt;보기&gt;의 표현을 모두 사용하여 &lt;조건&gt;에 맞게 </w:t>
+        <w:t xml:space="preserve"> 다음 글의 내용을 정리한 표의 빈칸 (A)에 &lt;보기&gt;의 표현을 </w:t>
       </w:r>
       <w:r>
         <w:rPr>
@@ -2577,7 +2588,7 @@
           <w:sz w:val="17"/>
           <w:u w:val="single"/>
         </w:rPr>
-        <w:t>능동태</w:t>
+        <w:t>모두</w:t>
       </w:r>
       <w:r>
         <w:rPr>
@@ -2586,7 +2597,7 @@
           <w:sz w:val="17"/>
           <w:u w:val="none"/>
         </w:rPr>
-        <w:t>로 바꿔 쓰시오. [3점] [3.0점]</w:t>
+        <w:t xml:space="preserve"> 배열하여 완성하시오. (필요하면 어형을 바꿀 것) [3점] [3.0점]</w:t>
       </w:r>
     </w:p>
     <w:p>
@@ -2609,16 +2620,76 @@
           <w:sz w:val="17"/>
           <w:u w:val="none"/>
         </w:rPr>
-        <w:t xml:space="preserve">The human body on the Earth’s surface experiences constant air pressure equal to 16-18 tons per square meter of its body surface. </w:t>
-      </w:r>
+        <w:t>Every human body standing on the Earth’s surface is pressed on by the atmosphere with a steady force of about 16 to 18 tons for each square meter of skin. We do not notice it, though, because the pressure pushing in from outside is matched by the pressure of the air inside our lungs and the other air-filled spaces of the body. Under water, the weight of the water presses on the body as well, on top of the atmosphere. So, if a diver is not to feel the surrounding pressure, the pressure inside the body must be kept the same as the pressure outside. This is done by giving the diver air, or a special breathing gas, at exactly the pressure that the surrounding water exerts. The deeper one goes, the greater the water pressure, rising by one bar with every ten meters of depth. A diver ten meters down is therefore under two bars of pressure and must be supplied with breathing gas at two atmospheres so that the pressures stay balanced.</w:t>
+      </w:r>
+    </w:p>
+    <w:p>
+      <w:pPr>
+        <w:spacing w:before="0" w:after="0" w:line="288" w:lineRule="auto"/>
+        <w:ind w:left="40"/>
+        <w:snapToGrid w:val="0"/>
+        <w:pBdr>
+          <w:top w:val="single" w:sz="4" w:space="2" w:color="555555"/>
+          <w:left w:val="single" w:sz="4" w:space="2" w:color="555555"/>
+          <w:bottom w:val="single" w:sz="4" w:space="2" w:color="555555"/>
+          <w:right w:val="single" w:sz="4" w:space="2" w:color="555555"/>
+        </w:pBdr>
+        <w:shd w:val="clear" w:color="auto" w:fill="FFFFFF"/>
+      </w:pPr>
       <w:r>
         <w:rPr>
           <w:rFonts w:ascii="맑은 고딕" w:hAnsi="맑은 고딕" w:eastAsia="맑은 고딕"/>
           <w:b w:val="0"/>
           <w:sz w:val="17"/>
-          <w:u w:val="single"/>
-        </w:rPr>
-        <w:t>However, this pressure is not felt because external pressure is balanced by internal pressure in the lungs and air cavities of the body.</w:t>
+          <w:u w:val="none"/>
+        </w:rPr>
+        <w:t>Depth  |  Pressure on the body  |  What is needed to feel no pressure</w:t>
+      </w:r>
+    </w:p>
+    <w:p>
+      <w:pPr>
+        <w:spacing w:before="0" w:after="0" w:line="288" w:lineRule="auto"/>
+        <w:ind w:left="40"/>
+        <w:snapToGrid w:val="0"/>
+        <w:pBdr>
+          <w:top w:val="single" w:sz="4" w:space="2" w:color="555555"/>
+          <w:left w:val="single" w:sz="4" w:space="2" w:color="555555"/>
+          <w:bottom w:val="single" w:sz="4" w:space="2" w:color="555555"/>
+          <w:right w:val="single" w:sz="4" w:space="2" w:color="555555"/>
+        </w:pBdr>
+        <w:shd w:val="clear" w:color="auto" w:fill="FFFFFF"/>
+      </w:pPr>
+      <w:r>
+        <w:rPr>
+          <w:rFonts w:ascii="맑은 고딕" w:hAnsi="맑은 고딕" w:eastAsia="맑은 고딕"/>
+          <w:b w:val="0"/>
+          <w:sz w:val="17"/>
+          <w:u w:val="none"/>
+        </w:rPr>
+        <w:t>At the surface (0 m)  |  air pressure only (about 1 bar)  |  nothing extra — internal pressure already balances it</w:t>
+      </w:r>
+    </w:p>
+    <w:p>
+      <w:pPr>
+        <w:spacing w:before="0" w:after="60" w:line="288" w:lineRule="auto"/>
+        <w:ind w:left="40"/>
+        <w:snapToGrid w:val="0"/>
+        <w:pBdr>
+          <w:top w:val="single" w:sz="4" w:space="2" w:color="555555"/>
+          <w:left w:val="single" w:sz="4" w:space="2" w:color="555555"/>
+          <w:bottom w:val="single" w:sz="4" w:space="2" w:color="555555"/>
+          <w:right w:val="single" w:sz="4" w:space="2" w:color="555555"/>
+        </w:pBdr>
+        <w:shd w:val="clear" w:color="auto" w:fill="FFFFFF"/>
+      </w:pPr>
+      <w:r>
+        <w:rPr>
+          <w:rFonts w:ascii="맑은 고딕" w:hAnsi="맑은 고딕" w:eastAsia="맑은 고딕"/>
+          <w:b w:val="0"/>
+          <w:sz w:val="17"/>
+          <w:u w:val="none"/>
+        </w:rPr>
+        <w:t>10 m underwater  |  2 bar (air + water)  |  (A) ________________________________</w:t>
       </w:r>
     </w:p>
     <w:p>
@@ -2650,7 +2721,7 @@
           <w:sz w:val="17"/>
           <w:u w:val="none"/>
         </w:rPr>
-        <w:t xml:space="preserve"> however / we / do not / feel / this pressure / because / internal pressure / in the lungs and air cavities / of the body / balances / external pressure</w:t>
+        <w:t xml:space="preserve"> at / supply / 2 atmospheres / must be / a breathing mixture</w:t>
       </w:r>
     </w:p>
     <w:p>
@@ -2696,7 +2767,7 @@
           <w:sz w:val="17"/>
           <w:u w:val="none"/>
         </w:rPr>
-        <w:t>1. Use ALL the expressions in the box, each only once.</w:t>
+        <w:t>1. &lt;보기&gt;의 표현을 모두 한 번씩 사용할 것 (다른 단어 추가 금지)</w:t>
       </w:r>
     </w:p>
     <w:p>
@@ -2719,7 +2790,7 @@
           <w:sz w:val="17"/>
           <w:u w:val="none"/>
         </w:rPr>
-        <w:t>2. Do NOT change the form of any word, and do NOT add any other words (do NOT use ‘is’ or ‘by’).</w:t>
+        <w:t>2. 필요한 경우 동사의 형태를 바꿀 것(1곳)</w:t>
       </w:r>
     </w:p>
     <w:p>
@@ -2742,7 +2813,7 @@
           <w:sz w:val="17"/>
           <w:u w:val="none"/>
         </w:rPr>
-        <w:t>3. Begin with ‘However, we’ and make both clauses active: ‘we’ is the subject of the first clause and ‘internal pressure’ of the second.</w:t>
+        <w:t>3. 조동사 + 수동태(must be + 과거분사)를 사용할 것</w:t>
       </w:r>
     </w:p>
     <w:p>
@@ -2765,7 +2836,7 @@
           <w:sz w:val="17"/>
           <w:u w:val="none"/>
         </w:rPr>
-        <w:t>4. Write 20 words in total.</w:t>
+        <w:t>4. 빈칸에 들어갈 말은 총 9단어</w:t>
       </w:r>
     </w:p>
     <w:p>
@@ -2803,7 +2874,7 @@
           <w:sz w:val="17"/>
           <w:u w:val="none"/>
         </w:rPr>
-        <w:t>⇒ However, we ________________________________________________________________________ .</w:t>
+        <w:t>(A) ________________________________________</w:t>
       </w:r>
     </w:p>
     <w:p>
@@ -3951,7 +4022,7 @@
           <w:sz w:val="15"/>
           <w:u w:val="none"/>
         </w:rPr>
-        <w:t xml:space="preserve"> When submerged underwater, to avoid feeling the pressure of the surrounding environment, it is necessary to maintain the condition of equal external and internal pressure. (feel→feeling)</w:t>
+        <w:t xml:space="preserve"> Water pressure rises in proportion to depth, going up by 1 bar every 10 meters. (영→영 재진술: increases proportionally with depth. It increases by 1 bar for every 10 meters → rises in proportion to depth, going up by 1 bar every 10 meters / rise→rises · go→going / 15단어 / 분사구문)</w:t>
       </w:r>
     </w:p>
     <w:p>
@@ -4367,7 +4438,7 @@
           <w:sz w:val="15"/>
           <w:u w:val="none"/>
         </w:rPr>
-        <w:t xml:space="preserve"> However, we do not feel this pressure because internal pressure in the lungs and air cavities of the body balances external pressure.</w:t>
+        <w:t xml:space="preserve"> a breathing mixture must be supplied at 2 atmospheres</w:t>
       </w:r>
     </w:p>
     <w:p>
@@ -4984,7 +5055,7 @@
           <w:sz w:val="14"/>
           <w:u w:val="none"/>
         </w:rPr>
-        <w:t>internal pressure balance external pressure</w:t>
+        <w:t>a breathing mixture must supply at 2 atmospheres</w:t>
       </w:r>
       <w:r>
         <w:rPr>
@@ -4993,7 +5064,7 @@
           <w:sz w:val="14"/>
           <w:u w:val="none"/>
         </w:rPr>
-        <w:t xml:space="preserve"> ✕ — 주어 internal pressure 단수 → balances(보기 그대로). </w:t>
+        <w:t xml:space="preserve"> ✕ — 기체가 공급‘되는’ 것이므로 수동. </w:t>
       </w:r>
       <w:r>
         <w:rPr>
@@ -5002,7 +5073,7 @@
           <w:sz w:val="14"/>
           <w:u w:val="none"/>
         </w:rPr>
-        <w:t>because internal pressure balances external pressure in the lungs and air cavities of the body</w:t>
+        <w:t>2 atmospheres must be supplied at a breathing mixture</w:t>
       </w:r>
       <w:r>
         <w:rPr>
@@ -5011,7 +5082,7 @@
           <w:sz w:val="14"/>
           <w:u w:val="none"/>
         </w:rPr>
-        <w:t xml:space="preserve"> ✕ — 수식어 위치가 바뀌어 ‘외부 압력이 폐 속에’가 됨. </w:t>
+        <w:t xml:space="preserve"> ✕ — 주어·전치사구가 뒤바뀜. </w:t>
       </w:r>
       <w:r>
         <w:rPr>
@@ -5020,7 +5091,7 @@
           <w:sz w:val="14"/>
           <w:u w:val="none"/>
         </w:rPr>
-        <w:t>we are not felt</w:t>
+        <w:t>a breathing mixture must be supplied 2 atmospheres at</w:t>
       </w:r>
       <w:r>
         <w:rPr>
@@ -5029,7 +5100,7 @@
           <w:sz w:val="14"/>
           <w:u w:val="none"/>
         </w:rPr>
-        <w:t xml:space="preserve"> ✕ — 능동 조건 위반. [채점] 두 절 능동 전환 1.5 / 어순·보기 전부 사용 1 / 철자·단어 수 0.5.</w:t>
+        <w:t xml:space="preserve"> ✕ — 어순. [채점] 어순·보기 전부 1.5 / 어형(supplied) 1 / 철자·단어 수 0.5.</w:t>
       </w:r>
     </w:p>
     <w:p>
@@ -5194,7 +5265,7 @@
           <w:sz w:val="14"/>
           <w:u w:val="none"/>
         </w:rPr>
-        <w:t xml:space="preserve"> 지구 표면 위의 인체는 신체 표면 1제곱미터당 16~18톤에 달하는 일정한 기압을 받는다. 그러나 이 압력은 느껴지지 않는데, 외부 압력이 몸의 폐와 공기 공간 속의 내부 압력과 균형을 이루기 때문이다. 잠수하는 동안에는 대기압에 더해 물의 압력도 인체에 작용한다. 물속에 잠겼을 때 주변 환경의 압력을 느끼지 않으려면, 외부 압력과 내부 압력이 같은 상태를 유지하는 것이 필요하다. 이것을 달성하기 위해, 공기나 호흡용 혼합 기체가 주변의 물이 가하는 압력과 같은 압력으로 잠수부에게 공급된다. 수압은 깊이에 비례하여 증가한다. 그것은 10미터마다 1바씩 증가한다. 따라서 10미터 깊이의 잠수부는 2바의 압력을 받게 되고, 압력을 안정시키려면 2기압의 압력으로 호흡용 혼합 기체를 공급하는 것이 필요하다.</w:t>
+        <w:t xml:space="preserve"> ['지구 표면 위의 인체는 신체 표면 1제곱미터당 16~18톤에 달하는 일정한 기압을 받는다.', '그러나 이 압력은 느껴지지 않는데, 외부 압력이 몸의 폐와 공기 공간 속의 내부 압력과 균형을 이루기 때문이다.', '잠수하는 동안에는 대기압에 더해 물의 압력도 인체에 작용한다.', '물속에 잠겼을 때 주변 환경의 압력을 느끼지 않으려면, 외부 압력과 내부 압력이 같은 상태를 유지하는 것이 필요하다.', '이것을 달성하기 위해, 공기나 호흡용 혼합 기체가 주변의 물이 가하는 압력과 같은 압력으로 잠수부에게 공급된다.', '수압은 깊이에 비례하여 증가한다.', '그것은 10미터마다 1바씩 증가한다.', '따라서 10미터 깊이의 잠수부는 2바의 압력을 받게 되고, 압력을 안정시키려면 2기압의 압력으로 호흡용 혼합 기체를 공급하는 것이 필요하다.']</w:t>
       </w:r>
     </w:p>
     <w:p>
@@ -5219,7 +5290,7 @@
           <w:sz w:val="14"/>
           <w:u w:val="none"/>
         </w:rPr>
-        <w:t xml:space="preserve"> 같은 원리가 상승하는 비행기 안에서 귀가 아픈 이유를 설명한다. 비행기가 올라가면 객실의 기압은 떨어지지만, 중이에 갇힌 공기는 여전히 지상의 기압에 있다. 그 둘이 다시 같아질 때까지, 고막은 바깥으로 밀리고 여러분은 그 차이를 느낀다. 침을 삼키거나 하품을 하면 공기가 빠져나가게 하는 작은 관이 열려 균형이 회복된다. 다시 말해 편안함은 압력이 얼마나 큰지가 아니라, 안쪽이 바깥쪽과 맞는지에 달려 있다.</w:t>
+        <w:t xml:space="preserve"> ['같은 원리가 상승하는 비행기 안에서 귀가 아픈 이유를 설명한다.', '비행기가 올라가면 객실의 기압은 떨어지지만, 중이에 갇힌 공기는 여전히 지상의 기압에 있다.', '그 둘이 다시 같아질 때까지, 고막은 바깥으로 밀리고 여러분은 그 차이를 느낀다.', '침을 삼키거나 하품을 하면 공기가 빠져나가게 하는 작은 관이 열려 균형이 회복된다.', '다시 말해 편안함은 압력이 얼마나 큰지가 아니라, 안쪽이 바깥쪽과 맞는지에 달려 있다.']</w:t>
       </w:r>
     </w:p>
     <w:sectPr>
